--- a/Strategic.CA1.docx
+++ b/Strategic.CA1.docx
@@ -113,27 +113,7 @@
           <w:sz w:val="28"/>
           <w:szCs w:val="28"/>
         </w:rPr>
-        <w:t xml:space="preserve">Online Retail Sales Forecasting and Customer </w:t>
-      </w:r>
-      <w:proofErr w:type="spellStart"/>
-      <w:r>
-        <w:rPr>
-          <w:b/>
-          <w:bCs/>
-          <w:sz w:val="28"/>
-          <w:szCs w:val="28"/>
-        </w:rPr>
-        <w:t>Behaviour</w:t>
-      </w:r>
-      <w:proofErr w:type="spellEnd"/>
-      <w:r>
-        <w:rPr>
-          <w:b/>
-          <w:bCs/>
-          <w:sz w:val="28"/>
-          <w:szCs w:val="28"/>
-        </w:rPr>
-        <w:t xml:space="preserve"> Analysis for Data-Driven Business Decision-Making</w:t>
+        <w:t>Online Retail Sales Forecasting and Customer Behaviour Analysis for Data-Driven Business Decision-Making</w:t>
       </w:r>
     </w:p>
     <w:p>
@@ -199,25 +179,7 @@
           <w:b w:val="0"/>
           <w:bCs w:val="0"/>
         </w:rPr>
-        <w:t xml:space="preserve">Lecturer: </w:t>
-      </w:r>
-      <w:proofErr w:type="spellStart"/>
-      <w:r>
-        <w:rPr>
-          <w:rStyle w:val="Strong"/>
-          <w:b w:val="0"/>
-          <w:bCs w:val="0"/>
-        </w:rPr>
-        <w:t>Taufique</w:t>
-      </w:r>
-      <w:proofErr w:type="spellEnd"/>
-      <w:r>
-        <w:rPr>
-          <w:rStyle w:val="Strong"/>
-          <w:b w:val="0"/>
-          <w:bCs w:val="0"/>
-        </w:rPr>
-        <w:t xml:space="preserve"> Ahmed</w:t>
+        <w:t>Lecturer: Taufique Ahmed</w:t>
       </w:r>
     </w:p>
     <w:p>
@@ -249,23 +211,13 @@
           <w:bCs w:val="0"/>
         </w:rPr>
       </w:pPr>
-      <w:proofErr w:type="spellStart"/>
       <w:r>
         <w:rPr>
           <w:rStyle w:val="Strong"/>
           <w:b w:val="0"/>
           <w:bCs w:val="0"/>
         </w:rPr>
-        <w:t>Github</w:t>
-      </w:r>
-      <w:proofErr w:type="spellEnd"/>
-      <w:r>
-        <w:rPr>
-          <w:rStyle w:val="Strong"/>
-          <w:b w:val="0"/>
-          <w:bCs w:val="0"/>
-        </w:rPr>
-        <w:t xml:space="preserve"> link:</w:t>
+        <w:t>Github link:</w:t>
       </w:r>
     </w:p>
     <w:p>
@@ -372,15 +324,7 @@
         <w:jc w:val="both"/>
       </w:pPr>
       <w:r>
-        <w:t xml:space="preserve">This project will use data analytics to better understand customer </w:t>
-      </w:r>
-      <w:proofErr w:type="spellStart"/>
-      <w:r>
-        <w:t>behaviour</w:t>
-      </w:r>
-      <w:proofErr w:type="spellEnd"/>
-      <w:r>
-        <w:t xml:space="preserve"> and sales patterns. Customer segmentation, trend analysis, and predictive modelling will be used to turn historical transaction data into useful business information. These insights can help support better decisions in customer targeting, stock planning, and future sales forecasting.</w:t>
+        <w:t>This project will use data analytics to better understand customer behaviour and sales patterns. Customer segmentation, trend analysis, and predictive modelling will be used to turn historical transaction data into useful business information. These insights can help support better decisions in customer targeting, stock planning, and future sales forecasting.</w:t>
       </w:r>
     </w:p>
     <w:p>
@@ -475,25 +419,7 @@
           <w:kern w:val="0"/>
           <w14:ligatures w14:val="none"/>
         </w:rPr>
-        <w:t xml:space="preserve">This project will use data analytics to identify customer </w:t>
-      </w:r>
-      <w:proofErr w:type="spellStart"/>
-      <w:r>
-        <w:rPr>
-          <w:rFonts w:ascii="Times New Roman" w:eastAsia="Times New Roman" w:hAnsi="Times New Roman" w:cs="Times New Roman"/>
-          <w:kern w:val="0"/>
-          <w14:ligatures w14:val="none"/>
-        </w:rPr>
-        <w:t>behaviour</w:t>
-      </w:r>
-      <w:proofErr w:type="spellEnd"/>
-      <w:r>
-        <w:rPr>
-          <w:rFonts w:ascii="Times New Roman" w:eastAsia="Times New Roman" w:hAnsi="Times New Roman" w:cs="Times New Roman"/>
-          <w:kern w:val="0"/>
-          <w14:ligatures w14:val="none"/>
-        </w:rPr>
-        <w:t>, sales trends, and important customer groups. Predictive modelling will also be used to estimate future sales and support better decisions in marketing and inventory planning.</w:t>
+        <w:t>This project will use data analytics to identify customer behaviour, sales trends, and important customer groups. Predictive modelling will also be used to estimate future sales and support better decisions in marketing and inventory planning.</w:t>
       </w:r>
     </w:p>
     <w:p>
@@ -566,23 +492,7 @@
         <w:jc w:val="both"/>
       </w:pPr>
       <w:r>
-        <w:t xml:space="preserve">The main aim of this project is to </w:t>
-      </w:r>
-      <w:proofErr w:type="spellStart"/>
-      <w:r>
-        <w:t>analyse</w:t>
-      </w:r>
-      <w:proofErr w:type="spellEnd"/>
-      <w:r>
-        <w:t xml:space="preserve"> online retail transaction data to better understand customer buying </w:t>
-      </w:r>
-      <w:proofErr w:type="spellStart"/>
-      <w:r>
-        <w:t>behaviour</w:t>
-      </w:r>
-      <w:proofErr w:type="spellEnd"/>
-      <w:r>
-        <w:t xml:space="preserve"> and sales trends, and to use predictive modelling to support better business decisions.</w:t>
+        <w:t>The main aim of this project is to analyse online retail transaction data to better understand customer buying behaviour and sales trends, and to use predictive modelling to support better business decisions.</w:t>
       </w:r>
     </w:p>
     <w:p>
@@ -623,15 +533,7 @@
         <w:jc w:val="both"/>
       </w:pPr>
       <w:r>
-        <w:t xml:space="preserve">To </w:t>
-      </w:r>
-      <w:proofErr w:type="spellStart"/>
-      <w:r>
-        <w:t>analyse</w:t>
-      </w:r>
-      <w:proofErr w:type="spellEnd"/>
-      <w:r>
-        <w:t xml:space="preserve"> sales trends over time and identify top-performing products and important purchasing patterns.</w:t>
+        <w:t>To analyse sales trends over time and identify top-performing products and important purchasing patterns.</w:t>
       </w:r>
     </w:p>
     <w:p>
@@ -645,26 +547,7 @@
         <w:jc w:val="both"/>
       </w:pPr>
       <w:r>
-        <w:t xml:space="preserve">To </w:t>
-      </w:r>
-      <w:proofErr w:type="spellStart"/>
-      <w:r>
-        <w:t>analyse</w:t>
-      </w:r>
-      <w:proofErr w:type="spellEnd"/>
-      <w:r>
-        <w:t xml:space="preserve"> customer buying </w:t>
-      </w:r>
-      <w:proofErr w:type="spellStart"/>
-      <w:r>
-        <w:t>behaviour</w:t>
-      </w:r>
-      <w:proofErr w:type="spellEnd"/>
-      <w:r>
-        <w:t xml:space="preserve"> and identify different customer groups based on their purchasing and spending patterns.</w:t>
-      </w:r>
-      <w:r>
-        <w:t xml:space="preserve"> </w:t>
+        <w:t xml:space="preserve">To analyse customer buying behaviour and identify different customer groups based on their purchasing and spending patterns. </w:t>
       </w:r>
     </w:p>
     <w:p>
@@ -677,13 +560,8 @@
         <w:spacing w:line="360" w:lineRule="auto"/>
         <w:jc w:val="both"/>
       </w:pPr>
-      <w:proofErr w:type="spellStart"/>
       <w:r>
-        <w:t>To</w:t>
-      </w:r>
-      <w:proofErr w:type="spellEnd"/>
-      <w:r>
-        <w:t xml:space="preserve"> identify seasonal patterns and changes in customer purchasing activity that may affect sales performance.</w:t>
+        <w:t>To identify seasonal patterns and changes in customer purchasing activity that may affect sales performance.</w:t>
       </w:r>
     </w:p>
     <w:p>
@@ -748,15 +626,7 @@
         <w:jc w:val="both"/>
       </w:pPr>
       <w:r>
-        <w:t xml:space="preserve">The project will include data cleaning, sales trend analysis, customer buying </w:t>
-      </w:r>
-      <w:proofErr w:type="spellStart"/>
-      <w:r>
-        <w:t>behaviour</w:t>
-      </w:r>
-      <w:proofErr w:type="spellEnd"/>
-      <w:r>
-        <w:t>, customer groups, seasonal patterns, and sales forecasting. It will also look at which products sell well, how much customers spend, and how sales change over time.</w:t>
+        <w:t>The project will include data cleaning, sales trend analysis, customer buying behaviour, customer groups, seasonal patterns, and sales forecasting. It will also look at which products sell well, how much customers spend, and how sales change over time.</w:t>
       </w:r>
     </w:p>
     <w:p>
@@ -782,7 +652,7 @@
         </w:rPr>
         <w:lastRenderedPageBreak/>
         <w:drawing>
-          <wp:inline distT="0" distB="0" distL="0" distR="0" wp14:anchorId="5A7436F8" wp14:editId="04D01527">
+          <wp:inline distT="0" distB="0" distL="0" distR="0" wp14:anchorId="5A7436F8" wp14:editId="651E2B59">
             <wp:extent cx="5486400" cy="3200400"/>
             <wp:effectExtent l="0" t="0" r="12700" b="38100"/>
             <wp:docPr id="1305855225" name="Diagram 2"/>
@@ -2724,7 +2594,7 @@
 <dgm:dataModel xmlns:dgm="http://schemas.openxmlformats.org/drawingml/2006/diagram" xmlns:a="http://schemas.openxmlformats.org/drawingml/2006/main">
   <dgm:ptLst>
     <dgm:pt modelId="{58841C3A-41DA-D147-8E32-A4862CD233EB}" type="doc">
-      <dgm:prSet loTypeId="urn:microsoft.com/office/officeart/2005/8/layout/process4" loCatId="" qsTypeId="urn:microsoft.com/office/officeart/2005/8/quickstyle/simple1" qsCatId="simple" csTypeId="urn:microsoft.com/office/officeart/2005/8/colors/accent1_2" csCatId="accent1" phldr="0"/>
+      <dgm:prSet loTypeId="urn:microsoft.com/office/officeart/2005/8/layout/process4" loCatId="" qsTypeId="urn:microsoft.com/office/officeart/2005/8/quickstyle/simple1" qsCatId="simple" csTypeId="urn:microsoft.com/office/officeart/2005/8/colors/accent1_2" csCatId="accent1" phldr="1"/>
       <dgm:spPr/>
       <dgm:t>
         <a:bodyPr/>
@@ -2735,13 +2605,16 @@
       </dgm:t>
     </dgm:pt>
     <dgm:pt modelId="{37D5F6DB-FA26-534B-B1B0-E2EA287139EC}">
-      <dgm:prSet phldrT="[Text]" phldr="1"/>
+      <dgm:prSet phldrT="[Text]"/>
       <dgm:spPr/>
       <dgm:t>
         <a:bodyPr/>
         <a:lstStyle/>
         <a:p>
-          <a:endParaRPr lang="en-US"/>
+          <a:r>
+            <a:rPr lang="en-US"/>
+            <a:t>1</a:t>
+          </a:r>
         </a:p>
       </dgm:t>
     </dgm:pt>
@@ -3733,7 +3606,10 @@
             </a:spcAft>
             <a:buNone/>
           </a:pPr>
-          <a:endParaRPr lang="en-US" sz="1500" kern="1200"/>
+          <a:r>
+            <a:rPr lang="en-US" sz="1500" kern="1200"/>
+            <a:t>1</a:t>
+          </a:r>
         </a:p>
       </dsp:txBody>
       <dsp:txXfrm rot="-10800000">
